--- a/06_deseq_snakemake/DESeq2 snakemake pipeline.docx
+++ b/06_deseq_snakemake/DESeq2 snakemake pipeline.docx
@@ -27,7 +27,7 @@
         <w:pStyle w:val="Heading2"/>
         <w:rPr/>
       </w:pPr>
-      <w:bookmarkStart w:colFirst="0" w:colLast="0" w:name="_czhysvj3ytl7" w:id="0"/>
+      <w:bookmarkStart w:colFirst="0" w:colLast="0" w:name="_d0y04diujezz" w:id="0"/>
       <w:bookmarkEnd w:id="0"/>
       <w:r>
         <w:rPr>
@@ -75,9 +75,7 @@
           <w:numId w:val="2"/>
         </w:numPr>
         <w:ind w:left="720" w:hanging="360"/>
-        <w:rPr>
-          <w:u w:val="none"/>
-        </w:rPr>
+        <w:rPr/>
       </w:pPr>
       <w:r>
         <w:rPr>
@@ -90,13 +88,18 @@
           <w:rFonts w:ascii="Roboto Mono Medium" w:cs="Roboto Mono Medium" w:eastAsia="Roboto Mono Medium" w:hAnsi="Roboto Mono Medium"/>
           <w:rtl w:val="0"/>
         </w:rPr>
-        <w:t xml:space="preserve">/home/stud0/aibh_integromics/05_deseq/data/counts_HXO.tsv.gz</w:t>
+        <w:t xml:space="preserve">/home/egrassi/deseq_lab/data/counts_HXO.tsv.gz</w:t>
       </w:r>
       <w:r>
         <w:rPr>
           <w:rtl w:val="0"/>
         </w:rPr>
         <w:t xml:space="preserve">)</w:t>
+      </w:r>
+      <w:r>
+        <w:rPr>
+          <w:rtl w:val="0"/>
+        </w:rPr>
       </w:r>
     </w:p>
     <w:p>
@@ -106,9 +109,7 @@
           <w:numId w:val="2"/>
         </w:numPr>
         <w:ind w:left="720" w:hanging="360"/>
-        <w:rPr>
-          <w:u w:val="none"/>
-        </w:rPr>
+        <w:rPr/>
       </w:pPr>
       <w:r>
         <w:rPr>
@@ -121,13 +122,18 @@
           <w:rFonts w:ascii="Roboto Mono Medium" w:cs="Roboto Mono Medium" w:eastAsia="Roboto Mono Medium" w:hAnsi="Roboto Mono Medium"/>
           <w:rtl w:val="0"/>
         </w:rPr>
-        <w:t xml:space="preserve">/home/stud0/aibh_integromics/05_deseq/data/gene_lengths.txt</w:t>
+        <w:t xml:space="preserve">/home/egrassi/deseq_lab/data/gene_lengths.txt</w:t>
       </w:r>
       <w:r>
         <w:rPr>
           <w:rtl w:val="0"/>
         </w:rPr>
         <w:t xml:space="preserve">)</w:t>
+      </w:r>
+      <w:r>
+        <w:rPr>
+          <w:rtl w:val="0"/>
+        </w:rPr>
       </w:r>
     </w:p>
     <w:p>
@@ -137,28 +143,31 @@
           <w:numId w:val="2"/>
         </w:numPr>
         <w:ind w:left="720" w:hanging="360"/>
-        <w:rPr>
-          <w:u w:val="none"/>
-        </w:rPr>
-      </w:pPr>
-      <w:r>
-        <w:rPr>
-          <w:rtl w:val="0"/>
-        </w:rPr>
-        <w:t xml:space="preserve">a sample sheet where rownames are sample ids (corresponding to columns in the count matrix) and there are other columns of possible covariates for the DESeq2 analyses/groups on which we want to compute DEG (</w:t>
+        <w:rPr/>
+      </w:pPr>
+      <w:r>
+        <w:rPr>
+          <w:rtl w:val="0"/>
+        </w:rPr>
+        <w:t xml:space="preserve">a sample sheet where rownames are sample ids (corresponding to columns in the count matrix) and where other columns represents possible covariates for the DESeq2 analyses/groups on which we want to compute DEG (</w:t>
       </w:r>
       <w:r>
         <w:rPr>
           <w:rFonts w:ascii="Roboto Mono Medium" w:cs="Roboto Mono Medium" w:eastAsia="Roboto Mono Medium" w:hAnsi="Roboto Mono Medium"/>
           <w:rtl w:val="0"/>
         </w:rPr>
-        <w:t xml:space="preserve">/home/stud0/aibh_integromics/05_deseq/data/samplesheet.tsv</w:t>
+        <w:t xml:space="preserve">/home/egrassi/deseq_lab/data/samplesheet.tsv</w:t>
       </w:r>
       <w:r>
         <w:rPr>
           <w:rtl w:val="0"/>
         </w:rPr>
         <w:t xml:space="preserve">)</w:t>
+      </w:r>
+      <w:r>
+        <w:rPr>
+          <w:rtl w:val="0"/>
+        </w:rPr>
       </w:r>
     </w:p>
     <w:p>
@@ -189,15 +198,18 @@
           <w:numId w:val="1"/>
         </w:numPr>
         <w:ind w:left="720" w:hanging="360"/>
-        <w:rPr>
-          <w:u w:val="none"/>
-        </w:rPr>
-      </w:pPr>
-      <w:r>
-        <w:rPr>
-          <w:rtl w:val="0"/>
-        </w:rPr>
-        <w:t xml:space="preserve">a PCA plot of all the samples colored according to all the columns in the sample sheet </w:t>
+        <w:rPr/>
+      </w:pPr>
+      <w:r>
+        <w:rPr>
+          <w:rtl w:val="0"/>
+        </w:rPr>
+        <w:t xml:space="preserve">different PCA plots of all the samples, colored according to all the columns in the sample sheet </w:t>
+      </w:r>
+      <w:r>
+        <w:rPr>
+          <w:rtl w:val="0"/>
+        </w:rPr>
       </w:r>
     </w:p>
     <w:p>
@@ -207,15 +219,18 @@
           <w:numId w:val="1"/>
         </w:numPr>
         <w:ind w:left="720" w:hanging="360"/>
-        <w:rPr>
-          <w:u w:val="none"/>
-        </w:rPr>
+        <w:rPr/>
       </w:pPr>
       <w:r>
         <w:rPr>
           <w:rtl w:val="0"/>
         </w:rPr>
         <w:t xml:space="preserve">a volcano plot and a tsv file with the differential analyses results on any possible combinations of the samples annotation found in the sample sheet, where the user will need to be able to define these combinations depending on the file name he asks snakemake to produce</w:t>
+      </w:r>
+      <w:r>
+        <w:rPr>
+          <w:rtl w:val="0"/>
+        </w:rPr>
       </w:r>
     </w:p>
     <w:p>
@@ -225,46 +240,18 @@
           <w:numId w:val="1"/>
         </w:numPr>
         <w:ind w:left="720" w:hanging="360"/>
-        <w:rPr>
-          <w:u w:val="none"/>
-        </w:rPr>
-      </w:pPr>
-      <w:r>
-        <w:rPr>
-          <w:rtl w:val="0"/>
-        </w:rPr>
-        <w:t xml:space="preserve">a plot showing Hallmarks GSEA enrichment results alongside a tsv with the same information, the GSEA analysis should be doable for all the possible DEG results of point 2 (you can use </w:t>
-      </w:r>
-      <w:r>
-        <w:rPr>
-          <w:rFonts w:ascii="Roboto Mono Medium" w:cs="Roboto Mono Medium" w:eastAsia="Roboto Mono Medium" w:hAnsi="Roboto Mono Medium"/>
-          <w:rtl w:val="0"/>
-        </w:rPr>
-        <w:t xml:space="preserve">/home/stud0/aibh_integromics/05_deseq/data/hallm.rds </w:t>
-      </w:r>
-      <w:r>
-        <w:rPr>
-          <w:rtl w:val="0"/>
-        </w:rPr>
-        <w:t xml:space="preserve">as input for this rule)</w:t>
-      </w:r>
-    </w:p>
-    <w:p>
-      <w:pPr>
-        <w:numPr>
-          <w:ilvl w:val="0"/>
-          <w:numId w:val="1"/>
-        </w:numPr>
-        <w:ind w:left="720" w:hanging="360"/>
-        <w:rPr>
-          <w:u w:val="none"/>
-        </w:rPr>
+        <w:rPr/>
       </w:pPr>
       <w:r>
         <w:rPr>
           <w:rtl w:val="0"/>
         </w:rPr>
         <w:t xml:space="preserve">a normalized matrix of robustly corrected FPKM for all the samples</w:t>
+      </w:r>
+      <w:r>
+        <w:rPr>
+          <w:rtl w:val="0"/>
+        </w:rPr>
       </w:r>
     </w:p>
     <w:p>
@@ -555,11 +542,19 @@
       </w:pPr>
     </w:pPrDefault>
   </w:docDefaults>
+  <w:style w:type="table" w:styleId="TableNormal" w:default="1">
+    <w:name w:val="TableNormal"/>
+    <w:tblPr>
+      <w:tblCellMar>
+        <w:top w:w="100.0" w:type="dxa"/>
+        <w:left w:w="100.0" w:type="dxa"/>
+        <w:bottom w:w="100.0" w:type="dxa"/>
+        <w:right w:w="100.0" w:type="dxa"/>
+      </w:tblCellMar>
+    </w:tblPr>
+  </w:style>
   <w:style w:type="paragraph" w:styleId="Normal" w:default="1">
     <w:name w:val="normal"/>
-  </w:style>
-  <w:style w:type="table" w:styleId="TableNormal" w:default="1">
-    <w:name w:val="Table Normal"/>
   </w:style>
   <w:style w:type="paragraph" w:styleId="Heading1">
     <w:name w:val="heading 1"/>
@@ -588,6 +583,7 @@
     </w:pPr>
     <w:rPr>
       <w:b w:val="0"/>
+      <w:bCs w:val="0"/>
       <w:sz w:val="32"/>
       <w:szCs w:val="32"/>
     </w:rPr>
@@ -604,6 +600,7 @@
     </w:pPr>
     <w:rPr>
       <w:b w:val="0"/>
+      <w:bCs w:val="0"/>
       <w:color w:val="434343"/>
       <w:sz w:val="28"/>
       <w:szCs w:val="28"/>
@@ -653,6 +650,7 @@
     </w:pPr>
     <w:rPr>
       <w:i w:val="1"/>
+      <w:iCs w:val="1"/>
       <w:color w:val="666666"/>
       <w:sz w:val="22"/>
       <w:szCs w:val="22"/>
@@ -686,6 +684,7 @@
     <w:rPr>
       <w:rFonts w:ascii="Arial" w:cs="Arial" w:eastAsia="Arial" w:hAnsi="Arial"/>
       <w:i w:val="0"/>
+      <w:iCs w:val="0"/>
       <w:color w:val="666666"/>
       <w:sz w:val="30"/>
       <w:szCs w:val="30"/>
